--- a/Documentacion del proyecto - Resistencia Electrica.docx
+++ b/Documentacion del proyecto - Resistencia Electrica.docx
@@ -130,7 +130,7 @@
           <w:sz w:val="22"/>
           <w:szCs w:val="22"/>
         </w:rPr>
-        <w:t xml:space="preserve">Fecha: 11 de septiembre de 2026</w:t>
+        <w:t xml:space="preserve">Fecha: 20 de septiembre de 2026</w:t>
       </w:r>
     </w:p>
     <w:p>
@@ -247,10 +247,12 @@
       <w:r>
         <w:rPr>
           <w:rFonts w:ascii="Calibri" w:cs="Calibri" w:eastAsia="Calibri" w:hAnsi="Calibri"/>
+          <w:i/>
+          <w:iCs/>
           <w:sz w:val="22"/>
           <w:szCs w:val="22"/>
         </w:rPr>
-        <w:t xml:space="preserve">Para la entrega en ordinario, los colores de la resistencia además se tienen que ver en modo gráfico, o sea dibujados y no nada más escritos.</w:t>
+        <w:t xml:space="preserve">Esta entrega cubre los tres requerimientos funcionando por línea de comandos. El modo gráfico, que el proyecto pide para la entrega en ordinario, todavía no está hecho y queda pendiente para esa entrega.</w:t>
       </w:r>
     </w:p>
     <w:p>
@@ -357,25 +359,7 @@
           <w:sz w:val="22"/>
           <w:szCs w:val="22"/>
         </w:rPr>
-        <w:t xml:space="preserve">Una forma de dibujar la resistencia en pantalla para el modo gráfico.</w:t>
-      </w:r>
-    </w:p>
-    <w:p>
-      <w:pPr>
-        <w:pStyle w:val="ListParagraph"/>
-        <w:numPr>
-          <w:ilvl w:val="0"/>
-          <w:numId w:val="2"/>
-        </w:numPr>
-        <w:spacing w:after="70" w:line="276"/>
-      </w:pPr>
-      <w:r>
-        <w:rPr>
-          <w:rFonts w:ascii="Calibri" w:cs="Calibri" w:eastAsia="Calibri" w:hAnsi="Calibri"/>
-          <w:sz w:val="22"/>
-          <w:szCs w:val="22"/>
-        </w:rPr>
-        <w:t xml:space="preserve">Python 3 instalado. No se necesita instalar librerías aparte porque random y tkinter ya vienen con Python.</w:t>
+        <w:t xml:space="preserve">Python 3 instalado. No se necesita instalar librerías aparte, porque random ya viene con Python.</w:t>
       </w:r>
     </w:p>
     <w:p>
@@ -1156,7 +1140,7 @@
                 <w:sz w:val="20"/>
                 <w:szCs w:val="20"/>
               </w:rPr>
-              <w:t xml:space="preserve">El usuario escribe el valor de una resistencia en ohmios y el programa determina de qué color va cada una de sus tres bandas. Toma el primer dígito del valor para la primera banda, el segundo dígito para la segunda banda, y cuenta cuántos dígitos sobran para saber el multiplicador de la tercera banda. Después busca esos tres números dentro del arreglo de colores y regresa los nombres. Además pregunta si se quieren ver los colores en modo gráfico, y si el usuario contesta que sí, abre una ventana con la resistencia dibujada y sus bandas pintadas del color que les toca.</w:t>
+              <w:t xml:space="preserve">El usuario escribe el valor de una resistencia en ohmios y el programa determina de qué color va cada una de sus tres bandas. Toma el primer dígito del valor para la primera banda, el segundo dígito para la segunda banda, y cuenta cuántos dígitos sobran para saber el multiplicador de la tercera banda. Después busca esos tres números dentro del arreglo de colores y regresa los nombres. El resultado se muestra escrito en la línea de comandos.</w:t>
             </w:r>
           </w:p>
         </w:tc>
@@ -1209,7 +1193,7 @@
                 <w:sz w:val="20"/>
                 <w:szCs w:val="20"/>
               </w:rPr>
-              <w:t xml:space="preserve">Un número entero mayor o igual a 10, que es el valor de la resistencia en ohmios. Después, una letra s o n para decir si se quiere ver en modo gráfico.</w:t>
+              <w:t xml:space="preserve">Un número entero mayor o igual a 10, que es el valor de la resistencia en ohmios.</w:t>
             </w:r>
           </w:p>
         </w:tc>
@@ -1262,7 +1246,7 @@
                 <w:sz w:val="20"/>
                 <w:szCs w:val="20"/>
               </w:rPr>
-              <w:t xml:space="preserve">Los nombres de los tres colores de la resistencia (primera banda, segunda banda y multiplicador). Si se pidió el modo gráfico, también una ventana con la resistencia dibujada.</w:t>
+              <w:t xml:space="preserve">Los nombres de los tres colores de la resistencia: primera banda, segunda banda y multiplicador.</w:t>
             </w:r>
           </w:p>
         </w:tc>
@@ -1999,19 +1983,6 @@
               <w:t xml:space="preserve">+ NOMBRES : arreglo[10]</w:t>
             </w:r>
           </w:p>
-          <w:p>
-            <w:pPr>
-              <w:spacing w:after="0"/>
-            </w:pPr>
-            <w:r>
-              <w:rPr>
-                <w:rFonts w:ascii="Calibri" w:cs="Calibri" w:eastAsia="Calibri" w:hAnsi="Calibri"/>
-                <w:sz w:val="20"/>
-                <w:szCs w:val="20"/>
-              </w:rPr>
-              <w:t xml:space="preserve">+ TONOS : arreglo[10]</w:t>
-            </w:r>
-          </w:p>
         </w:tc>
         <w:tc>
           <w:tcPr>
@@ -2060,19 +2031,6 @@
                 <w:szCs w:val="20"/>
               </w:rPr>
               <w:t xml:space="preserve">+ mostrar_colores()</w:t>
-            </w:r>
-          </w:p>
-          <w:p>
-            <w:pPr>
-              <w:spacing w:after="0"/>
-            </w:pPr>
-            <w:r>
-              <w:rPr>
-                <w:rFonts w:ascii="Calibri" w:cs="Calibri" w:eastAsia="Calibri" w:hAnsi="Calibri"/>
-                <w:sz w:val="20"/>
-                <w:szCs w:val="20"/>
-              </w:rPr>
-              <w:t xml:space="preserve">+ dibujar()</w:t>
             </w:r>
           </w:p>
         </w:tc>
@@ -2490,7 +2448,7 @@
       <w:r>
         <w:drawing>
           <wp:inline distT="0" distB="0" distL="0" distR="0">
-            <wp:extent cx="5905500" cy="3771900"/>
+            <wp:extent cx="5905500" cy="3790950"/>
             <wp:effectExtent t="0" r="0" b="0" l="0"/>
             <wp:docPr id="1" name="" descr="" title=""/>
             <wp:cNvGraphicFramePr>
@@ -2515,7 +2473,7 @@
                   <pic:spPr bwMode="auto">
                     <a:xfrm>
                       <a:off x="0" y="0"/>
-                      <a:ext cx="5905500" cy="3771900"/>
+                      <a:ext cx="5905500" cy="3790950"/>
                     </a:xfrm>
                     <a:prstGeom prst="rect">
                       <a:avLst/>
@@ -3094,7 +3052,7 @@
           <w:sz w:val="22"/>
           <w:szCs w:val="22"/>
         </w:rPr>
-        <w:t xml:space="preserve">El programa se escribió en Python 3, en el archivo resistencia.py, siguiendo el diagrama de clases de la fase anterior.</w:t>
+        <w:t xml:space="preserve">El programa se escribió en Python 3, en el archivo resistencia.py, siguiendo el diagrama de clases de la fase anterior. Toda la interacción con el usuario es por línea de comandos.</w:t>
       </w:r>
     </w:p>
     <w:p>
@@ -4234,56 +4192,6 @@
                 <w:sz w:val="20"/>
                 <w:szCs w:val="20"/>
               </w:rPr>
-              <w:t xml:space="preserve">if ver == "s" or ver == "S":</w:t>
-            </w:r>
-          </w:p>
-        </w:tc>
-        <w:tc>
-          <w:tcPr>
-            <w:tcW w:type="dxa" w:w="4960"/>
-            <w:tcMar>
-              <w:top w:type="dxa" w:w="60"/>
-              <w:left w:type="dxa" w:w="100"/>
-              <w:bottom w:type="dxa" w:w="60"/>
-              <w:right w:type="dxa" w:w="100"/>
-            </w:tcMar>
-          </w:tcPr>
-          <w:p>
-            <w:pPr>
-              <w:spacing w:after="0"/>
-            </w:pPr>
-            <w:r>
-              <w:rPr>
-                <w:rFonts w:ascii="Calibri" w:cs="Calibri" w:eastAsia="Calibri" w:hAnsi="Calibri"/>
-                <w:sz w:val="20"/>
-                <w:szCs w:val="20"/>
-              </w:rPr>
-              <w:t xml:space="preserve">Revisa si el usuario quiere ver la resistencia en modo gráfico.</w:t>
-            </w:r>
-          </w:p>
-        </w:tc>
-      </w:tr>
-      <w:tr>
-        <w:tc>
-          <w:tcPr>
-            <w:tcW w:type="dxa" w:w="4400"/>
-            <w:tcMar>
-              <w:top w:type="dxa" w:w="60"/>
-              <w:left w:type="dxa" w:w="100"/>
-              <w:bottom w:type="dxa" w:w="60"/>
-              <w:right w:type="dxa" w:w="100"/>
-            </w:tcMar>
-          </w:tcPr>
-          <w:p>
-            <w:pPr>
-              <w:spacing w:after="0"/>
-            </w:pPr>
-            <w:r>
-              <w:rPr>
-                <w:rFonts w:ascii="Calibri" w:cs="Calibri" w:eastAsia="Calibri" w:hAnsi="Calibri"/>
-                <w:sz w:val="20"/>
-                <w:szCs w:val="20"/>
-              </w:rPr>
               <w:t xml:space="preserve">if opcion == "1" … elif … else:</w:t>
             </w:r>
           </w:p>
@@ -4486,7 +4394,7 @@
           <w:sz w:val="22"/>
           <w:szCs w:val="22"/>
         </w:rPr>
-        <w:t xml:space="preserve">Los arreglos NOMBRES y TONOS también están comentados para explicar que la posición dentro del arreglo es el número que vale ese color, que es la idea en la que se basa todo el requerimiento 1.</w:t>
+        <w:t xml:space="preserve">El arreglo NOMBRES también está comentado para explicar que la posición dentro del arreglo es el número que vale ese color, que es la idea en la que se basa todo el requerimiento 1.</w:t>
       </w:r>
     </w:p>
     <w:p>
@@ -4556,9 +4464,9 @@
       </w:tblPr>
       <w:tblGrid>
         <w:gridCol w:w="900"/>
-        <w:gridCol w:w="2300"/>
-        <w:gridCol w:w="3080"/>
-        <w:gridCol w:w="3080"/>
+        <w:gridCol w:w="2100"/>
+        <w:gridCol w:w="3180"/>
+        <w:gridCol w:w="3180"/>
       </w:tblGrid>
       <w:tr>
         <w:trPr>
@@ -4593,7 +4501,7 @@
         </w:tc>
         <w:tc>
           <w:tcPr>
-            <w:tcW w:type="dxa" w:w="2300"/>
+            <w:tcW w:type="dxa" w:w="2100"/>
             <w:shd w:fill="D9D9D9" w:val="clear"/>
             <w:tcMar>
               <w:top w:type="dxa" w:w="60"/>
@@ -4620,7 +4528,7 @@
         </w:tc>
         <w:tc>
           <w:tcPr>
-            <w:tcW w:type="dxa" w:w="3080"/>
+            <w:tcW w:type="dxa" w:w="3180"/>
             <w:shd w:fill="D9D9D9" w:val="clear"/>
             <w:tcMar>
               <w:top w:type="dxa" w:w="60"/>
@@ -4647,7 +4555,7 @@
         </w:tc>
         <w:tc>
           <w:tcPr>
-            <w:tcW w:type="dxa" w:w="3080"/>
+            <w:tcW w:type="dxa" w:w="3180"/>
             <w:shd w:fill="D9D9D9" w:val="clear"/>
             <w:tcMar>
               <w:top w:type="dxa" w:w="60"/>
@@ -4700,7 +4608,7 @@
         </w:tc>
         <w:tc>
           <w:tcPr>
-            <w:tcW w:type="dxa" w:w="2300"/>
+            <w:tcW w:type="dxa" w:w="2100"/>
             <w:tcMar>
               <w:top w:type="dxa" w:w="60"/>
               <w:left w:type="dxa" w:w="100"/>
@@ -4724,7 +4632,7 @@
         </w:tc>
         <w:tc>
           <w:tcPr>
-            <w:tcW w:type="dxa" w:w="3080"/>
+            <w:tcW w:type="dxa" w:w="3180"/>
             <w:tcMar>
               <w:top w:type="dxa" w:w="60"/>
               <w:left w:type="dxa" w:w="100"/>
@@ -4748,7 +4656,7 @@
         </w:tc>
         <w:tc>
           <w:tcPr>
-            <w:tcW w:type="dxa" w:w="3080"/>
+            <w:tcW w:type="dxa" w:w="3180"/>
             <w:tcMar>
               <w:top w:type="dxa" w:w="60"/>
               <w:left w:type="dxa" w:w="100"/>
@@ -4798,7 +4706,7 @@
         </w:tc>
         <w:tc>
           <w:tcPr>
-            <w:tcW w:type="dxa" w:w="2300"/>
+            <w:tcW w:type="dxa" w:w="2100"/>
             <w:tcMar>
               <w:top w:type="dxa" w:w="60"/>
               <w:left w:type="dxa" w:w="100"/>
@@ -4822,7 +4730,7 @@
         </w:tc>
         <w:tc>
           <w:tcPr>
-            <w:tcW w:type="dxa" w:w="3080"/>
+            <w:tcW w:type="dxa" w:w="3180"/>
             <w:tcMar>
               <w:top w:type="dxa" w:w="60"/>
               <w:left w:type="dxa" w:w="100"/>
@@ -4846,7 +4754,7 @@
         </w:tc>
         <w:tc>
           <w:tcPr>
-            <w:tcW w:type="dxa" w:w="3080"/>
+            <w:tcW w:type="dxa" w:w="3180"/>
             <w:tcMar>
               <w:top w:type="dxa" w:w="60"/>
               <w:left w:type="dxa" w:w="100"/>
@@ -4896,73 +4804,73 @@
         </w:tc>
         <w:tc>
           <w:tcPr>
-            <w:tcW w:type="dxa" w:w="2300"/>
-            <w:tcMar>
-              <w:top w:type="dxa" w:w="60"/>
-              <w:left w:type="dxa" w:w="100"/>
-              <w:bottom w:type="dxa" w:w="60"/>
-              <w:right w:type="dxa" w:w="100"/>
-            </w:tcMar>
-          </w:tcPr>
-          <w:p>
-            <w:pPr>
-              <w:spacing w:after="0"/>
-            </w:pPr>
-            <w:r>
-              <w:rPr>
-                <w:rFonts w:ascii="Calibri" w:cs="Calibri" w:eastAsia="Calibri" w:hAnsi="Calibri"/>
-                <w:sz w:val="20"/>
-                <w:szCs w:val="20"/>
-              </w:rPr>
-              <w:t xml:space="preserve">5800 en modo gráfico</w:t>
-            </w:r>
-          </w:p>
-        </w:tc>
-        <w:tc>
-          <w:tcPr>
-            <w:tcW w:type="dxa" w:w="3080"/>
-            <w:tcMar>
-              <w:top w:type="dxa" w:w="60"/>
-              <w:left w:type="dxa" w:w="100"/>
-              <w:bottom w:type="dxa" w:w="60"/>
-              <w:right w:type="dxa" w:w="100"/>
-            </w:tcMar>
-          </w:tcPr>
-          <w:p>
-            <w:pPr>
-              <w:spacing w:after="0"/>
-            </w:pPr>
-            <w:r>
-              <w:rPr>
-                <w:rFonts w:ascii="Calibri" w:cs="Calibri" w:eastAsia="Calibri" w:hAnsi="Calibri"/>
-                <w:sz w:val="20"/>
-                <w:szCs w:val="20"/>
-              </w:rPr>
-              <w:t xml:space="preserve">La resistencia dibujada con las bandas verde, gris y roja</w:t>
-            </w:r>
-          </w:p>
-        </w:tc>
-        <w:tc>
-          <w:tcPr>
-            <w:tcW w:type="dxa" w:w="3080"/>
-            <w:tcMar>
-              <w:top w:type="dxa" w:w="60"/>
-              <w:left w:type="dxa" w:w="100"/>
-              <w:bottom w:type="dxa" w:w="60"/>
-              <w:right w:type="dxa" w:w="100"/>
-            </w:tcMar>
-          </w:tcPr>
-          <w:p>
-            <w:pPr>
-              <w:spacing w:after="0"/>
-            </w:pPr>
-            <w:r>
-              <w:rPr>
-                <w:rFonts w:ascii="Calibri" w:cs="Calibri" w:eastAsia="Calibri" w:hAnsi="Calibri"/>
-                <w:sz w:val="20"/>
-                <w:szCs w:val="20"/>
-              </w:rPr>
-              <w:t xml:space="preserve">La resistencia dibujada con las bandas verde, gris y roja</w:t>
+            <w:tcW w:type="dxa" w:w="2100"/>
+            <w:tcMar>
+              <w:top w:type="dxa" w:w="60"/>
+              <w:left w:type="dxa" w:w="100"/>
+              <w:bottom w:type="dxa" w:w="60"/>
+              <w:right w:type="dxa" w:w="100"/>
+            </w:tcMar>
+          </w:tcPr>
+          <w:p>
+            <w:pPr>
+              <w:spacing w:after="0"/>
+            </w:pPr>
+            <w:r>
+              <w:rPr>
+                <w:rFonts w:ascii="Calibri" w:cs="Calibri" w:eastAsia="Calibri" w:hAnsi="Calibri"/>
+                <w:sz w:val="20"/>
+                <w:szCs w:val="20"/>
+              </w:rPr>
+              <w:t xml:space="preserve">5</w:t>
+            </w:r>
+          </w:p>
+        </w:tc>
+        <w:tc>
+          <w:tcPr>
+            <w:tcW w:type="dxa" w:w="3180"/>
+            <w:tcMar>
+              <w:top w:type="dxa" w:w="60"/>
+              <w:left w:type="dxa" w:w="100"/>
+              <w:bottom w:type="dxa" w:w="60"/>
+              <w:right w:type="dxa" w:w="100"/>
+            </w:tcMar>
+          </w:tcPr>
+          <w:p>
+            <w:pPr>
+              <w:spacing w:after="0"/>
+            </w:pPr>
+            <w:r>
+              <w:rPr>
+                <w:rFonts w:ascii="Calibri" w:cs="Calibri" w:eastAsia="Calibri" w:hAnsi="Calibri"/>
+                <w:sz w:val="20"/>
+                <w:szCs w:val="20"/>
+              </w:rPr>
+              <w:t xml:space="preserve">Un aviso de que el valor es muy chico</w:t>
+            </w:r>
+          </w:p>
+        </w:tc>
+        <w:tc>
+          <w:tcPr>
+            <w:tcW w:type="dxa" w:w="3180"/>
+            <w:tcMar>
+              <w:top w:type="dxa" w:w="60"/>
+              <w:left w:type="dxa" w:w="100"/>
+              <w:bottom w:type="dxa" w:w="60"/>
+              <w:right w:type="dxa" w:w="100"/>
+            </w:tcMar>
+          </w:tcPr>
+          <w:p>
+            <w:pPr>
+              <w:spacing w:after="0"/>
+            </w:pPr>
+            <w:r>
+              <w:rPr>
+                <w:rFonts w:ascii="Calibri" w:cs="Calibri" w:eastAsia="Calibri" w:hAnsi="Calibri"/>
+                <w:sz w:val="20"/>
+                <w:szCs w:val="20"/>
+              </w:rPr>
+              <w:t xml:space="preserve">El valor debe ser de al menos 10 ohms.</w:t>
             </w:r>
           </w:p>
         </w:tc>
@@ -4994,7 +4902,7 @@
         </w:tc>
         <w:tc>
           <w:tcPr>
-            <w:tcW w:type="dxa" w:w="2300"/>
+            <w:tcW w:type="dxa" w:w="2100"/>
             <w:tcMar>
               <w:top w:type="dxa" w:w="60"/>
               <w:left w:type="dxa" w:w="100"/>
@@ -5018,7 +4926,7 @@
         </w:tc>
         <w:tc>
           <w:tcPr>
-            <w:tcW w:type="dxa" w:w="3080"/>
+            <w:tcW w:type="dxa" w:w="3180"/>
             <w:tcMar>
               <w:top w:type="dxa" w:w="60"/>
               <w:left w:type="dxa" w:w="100"/>
@@ -5042,25 +4950,25 @@
         </w:tc>
         <w:tc>
           <w:tcPr>
-            <w:tcW w:type="dxa" w:w="3080"/>
-            <w:tcMar>
-              <w:top w:type="dxa" w:w="60"/>
-              <w:left w:type="dxa" w:w="100"/>
-              <w:bottom w:type="dxa" w:w="60"/>
-              <w:right w:type="dxa" w:w="100"/>
-            </w:tcMar>
-          </w:tcPr>
-          <w:p>
-            <w:pPr>
-              <w:spacing w:after="0"/>
-            </w:pPr>
-            <w:r>
-              <w:rPr>
-                <w:rFonts w:ascii="Calibri" w:cs="Calibri" w:eastAsia="Calibri" w:hAnsi="Calibri"/>
-                <w:sz w:val="20"/>
-                <w:szCs w:val="20"/>
-              </w:rPr>
-              <w:t xml:space="preserve">2139812807 ohms, que es la suma de las 5 resistencias mostradas</w:t>
+            <w:tcW w:type="dxa" w:w="3180"/>
+            <w:tcMar>
+              <w:top w:type="dxa" w:w="60"/>
+              <w:left w:type="dxa" w:w="100"/>
+              <w:bottom w:type="dxa" w:w="60"/>
+              <w:right w:type="dxa" w:w="100"/>
+            </w:tcMar>
+          </w:tcPr>
+          <w:p>
+            <w:pPr>
+              <w:spacing w:after="0"/>
+            </w:pPr>
+            <w:r>
+              <w:rPr>
+                <w:rFonts w:ascii="Calibri" w:cs="Calibri" w:eastAsia="Calibri" w:hAnsi="Calibri"/>
+                <w:sz w:val="20"/>
+                <w:szCs w:val="20"/>
+              </w:rPr>
+              <w:t xml:space="preserve">2169263903 ohms, que es la suma de las 5 resistencias mostradas</w:t>
             </w:r>
           </w:p>
         </w:tc>
@@ -5092,7 +5000,7 @@
         </w:tc>
         <w:tc>
           <w:tcPr>
-            <w:tcW w:type="dxa" w:w="2300"/>
+            <w:tcW w:type="dxa" w:w="2100"/>
             <w:tcMar>
               <w:top w:type="dxa" w:w="60"/>
               <w:left w:type="dxa" w:w="100"/>
@@ -5116,7 +5024,7 @@
         </w:tc>
         <w:tc>
           <w:tcPr>
-            <w:tcW w:type="dxa" w:w="3080"/>
+            <w:tcW w:type="dxa" w:w="3180"/>
             <w:tcMar>
               <w:top w:type="dxa" w:w="60"/>
               <w:left w:type="dxa" w:w="100"/>
@@ -5140,25 +5048,25 @@
         </w:tc>
         <w:tc>
           <w:tcPr>
-            <w:tcW w:type="dxa" w:w="3080"/>
-            <w:tcMar>
-              <w:top w:type="dxa" w:w="60"/>
-              <w:left w:type="dxa" w:w="100"/>
-              <w:bottom w:type="dxa" w:w="60"/>
-              <w:right w:type="dxa" w:w="100"/>
-            </w:tcMar>
-          </w:tcPr>
-          <w:p>
-            <w:pPr>
-              <w:spacing w:after="0"/>
-            </w:pPr>
-            <w:r>
-              <w:rPr>
-                <w:rFonts w:ascii="Calibri" w:cs="Calibri" w:eastAsia="Calibri" w:hAnsi="Calibri"/>
-                <w:sz w:val="20"/>
-                <w:szCs w:val="20"/>
-              </w:rPr>
-              <w:t xml:space="preserve">19989440.8992 ohms, menor que la resistencia más chica del arreglo</w:t>
+            <w:tcW w:type="dxa" w:w="3180"/>
+            <w:tcMar>
+              <w:top w:type="dxa" w:w="60"/>
+              <w:left w:type="dxa" w:w="100"/>
+              <w:bottom w:type="dxa" w:w="60"/>
+              <w:right w:type="dxa" w:w="100"/>
+            </w:tcMar>
+          </w:tcPr>
+          <w:p>
+            <w:pPr>
+              <w:spacing w:after="0"/>
+            </w:pPr>
+            <w:r>
+              <w:rPr>
+                <w:rFonts w:ascii="Calibri" w:cs="Calibri" w:eastAsia="Calibri" w:hAnsi="Calibri"/>
+                <w:sz w:val="20"/>
+                <w:szCs w:val="20"/>
+              </w:rPr>
+              <w:t xml:space="preserve">67740308.8443 ohms, menor que la resistencia más chica del arreglo</w:t>
             </w:r>
           </w:p>
         </w:tc>
@@ -5243,7 +5151,7 @@
       <w:r>
         <w:drawing>
           <wp:inline distT="0" distB="0" distL="0" distR="0">
-            <wp:extent cx="5143500" cy="4924425"/>
+            <wp:extent cx="5143500" cy="4381500"/>
             <wp:effectExtent t="0" r="0" b="0" l="0"/>
             <wp:docPr id="1" name="" descr="" title=""/>
             <wp:cNvGraphicFramePr>
@@ -5268,7 +5176,7 @@
                   <pic:spPr bwMode="auto">
                     <a:xfrm>
                       <a:off x="0" y="0"/>
-                      <a:ext cx="5143500" cy="4924425"/>
+                      <a:ext cx="5143500" cy="4381500"/>
                     </a:xfrm>
                     <a:prstGeom prst="rect">
                       <a:avLst/>
@@ -5309,7 +5217,7 @@
           <w:sz w:val="22"/>
           <w:szCs w:val="22"/>
         </w:rPr>
-        <w:t xml:space="preserve">Requerimiento 1 en modo gráfico. Resistencia de 5800 ohmios:</w:t>
+        <w:t xml:space="preserve">Requerimiento 2. Cinco resistencias en serie:</w:t>
       </w:r>
     </w:p>
     <w:p>
@@ -5320,7 +5228,7 @@
       <w:r>
         <w:drawing>
           <wp:inline distT="0" distB="0" distL="0" distR="0">
-            <wp:extent cx="4476750" cy="2495550"/>
+            <wp:extent cx="5143500" cy="2867025"/>
             <wp:effectExtent t="0" r="0" b="0" l="0"/>
             <wp:docPr id="1" name="" descr="" title=""/>
             <wp:cNvGraphicFramePr>
@@ -5345,7 +5253,7 @@
                   <pic:spPr bwMode="auto">
                     <a:xfrm>
                       <a:off x="0" y="0"/>
-                      <a:ext cx="4476750" cy="2495550"/>
+                      <a:ext cx="5143500" cy="2867025"/>
                     </a:xfrm>
                     <a:prstGeom prst="rect">
                       <a:avLst/>
@@ -5371,7 +5279,7 @@
           <w:sz w:val="19"/>
           <w:szCs w:val="19"/>
         </w:rPr>
-        <w:t xml:space="preserve">Figura 3. Ventana del modo gráfico con las bandas verde, gris y roja.</w:t>
+        <w:t xml:space="preserve">Figura 3. Ejecución del requerimiento 2 con n = 5.</w:t>
       </w:r>
     </w:p>
     <w:p>
@@ -5386,7 +5294,7 @@
           <w:sz w:val="22"/>
           <w:szCs w:val="22"/>
         </w:rPr>
-        <w:t xml:space="preserve">Requerimiento 2. Cinco resistencias en serie:</w:t>
+        <w:t xml:space="preserve">Requerimiento 3. Cuatro resistencias en paralelo:</w:t>
       </w:r>
     </w:p>
     <w:p>
@@ -5397,7 +5305,7 @@
       <w:r>
         <w:drawing>
           <wp:inline distT="0" distB="0" distL="0" distR="0">
-            <wp:extent cx="5143500" cy="2867025"/>
+            <wp:extent cx="5143500" cy="2733675"/>
             <wp:effectExtent t="0" r="0" b="0" l="0"/>
             <wp:docPr id="1" name="" descr="" title=""/>
             <wp:cNvGraphicFramePr>
@@ -5422,83 +5330,6 @@
                   <pic:spPr bwMode="auto">
                     <a:xfrm>
                       <a:off x="0" y="0"/>
-                      <a:ext cx="5143500" cy="2867025"/>
-                    </a:xfrm>
-                    <a:prstGeom prst="rect">
-                      <a:avLst/>
-                    </a:prstGeom>
-                  </pic:spPr>
-                </pic:pic>
-              </a:graphicData>
-            </a:graphic>
-          </wp:inline>
-        </w:drawing>
-      </w:r>
-    </w:p>
-    <w:p>
-      <w:pPr>
-        <w:spacing w:after="240" w:line="276"/>
-        <w:jc w:val="center"/>
-      </w:pPr>
-      <w:r>
-        <w:rPr>
-          <w:rFonts w:ascii="Calibri" w:cs="Calibri" w:eastAsia="Calibri" w:hAnsi="Calibri"/>
-          <w:i/>
-          <w:iCs/>
-          <w:sz w:val="19"/>
-          <w:szCs w:val="19"/>
-        </w:rPr>
-        <w:t xml:space="preserve">Figura 4. Ejecución del requerimiento 2 con n = 5.</w:t>
-      </w:r>
-    </w:p>
-    <w:p>
-      <w:pPr>
-        <w:spacing w:after="120" w:line="276"/>
-      </w:pPr>
-      <w:r>
-        <w:rPr>
-          <w:rFonts w:ascii="Calibri" w:cs="Calibri" w:eastAsia="Calibri" w:hAnsi="Calibri"/>
-          <w:b/>
-          <w:bCs/>
-          <w:sz w:val="22"/>
-          <w:szCs w:val="22"/>
-        </w:rPr>
-        <w:t xml:space="preserve">Requerimiento 3. Cuatro resistencias en paralelo:</w:t>
-      </w:r>
-    </w:p>
-    <w:p>
-      <w:pPr>
-        <w:spacing w:after="80" w:before="120"/>
-        <w:jc w:val="center"/>
-      </w:pPr>
-      <w:r>
-        <w:drawing>
-          <wp:inline distT="0" distB="0" distL="0" distR="0">
-            <wp:extent cx="5143500" cy="2733675"/>
-            <wp:effectExtent t="0" r="0" b="0" l="0"/>
-            <wp:docPr id="1" name="" descr="" title=""/>
-            <wp:cNvGraphicFramePr>
-              <a:graphicFrameLocks xmlns:a="http://schemas.openxmlformats.org/drawingml/2006/main" noChangeAspect="1"/>
-            </wp:cNvGraphicFramePr>
-            <a:graphic xmlns:a="http://schemas.openxmlformats.org/drawingml/2006/main">
-              <a:graphicData uri="http://schemas.openxmlformats.org/drawingml/2006/picture">
-                <pic:pic xmlns:pic="http://schemas.openxmlformats.org/drawingml/2006/picture">
-                  <pic:nvPicPr>
-                    <pic:cNvPr id="0" name="" descr=""/>
-                    <pic:cNvPicPr>
-                      <a:picLocks noChangeAspect="1" noChangeArrowheads="1"/>
-                    </pic:cNvPicPr>
-                  </pic:nvPicPr>
-                  <pic:blipFill>
-                    <a:blip r:embed="rId11" cstate="none"/>
-                    <a:srcRect/>
-                    <a:stretch>
-                      <a:fillRect/>
-                    </a:stretch>
-                  </pic:blipFill>
-                  <pic:spPr bwMode="auto">
-                    <a:xfrm>
-                      <a:off x="0" y="0"/>
                       <a:ext cx="5143500" cy="2733675"/>
                     </a:xfrm>
                     <a:prstGeom prst="rect">
@@ -5525,7 +5356,313 @@
           <w:sz w:val="19"/>
           <w:szCs w:val="19"/>
         </w:rPr>
-        <w:t xml:space="preserve">Figura 5. Ejecución del requerimiento 3 con n = 4.</w:t>
+        <w:t xml:space="preserve">Figura 4. Ejecución del requerimiento 3 con n = 4.</w:t>
+      </w:r>
+    </w:p>
+    <w:p>
+      <w:pPr>
+        <w:pStyle w:val="Heading2"/>
+        <w:spacing w:after="100" w:before="240"/>
+      </w:pPr>
+      <w:r>
+        <w:rPr>
+          <w:rFonts w:ascii="Calibri" w:cs="Calibri" w:eastAsia="Calibri" w:hAnsi="Calibri"/>
+          <w:b/>
+          <w:bCs/>
+          <w:color w:val="000000"/>
+          <w:sz w:val="23"/>
+          <w:szCs w:val="23"/>
+        </w:rPr>
+        <w:t xml:space="preserve">Alcance de esta entrega</w:t>
+      </w:r>
+    </w:p>
+    <w:tbl>
+      <w:tblPr>
+        <w:tblW w:type="dxa" w:w="9360"/>
+        <w:tblBorders>
+          <w:top w:val="single" w:color="auto" w:sz="4"/>
+          <w:left w:val="single" w:color="auto" w:sz="4"/>
+          <w:bottom w:val="single" w:color="auto" w:sz="4"/>
+          <w:right w:val="single" w:color="auto" w:sz="4"/>
+          <w:insideH w:val="single" w:color="auto" w:sz="4"/>
+          <w:insideV w:val="single" w:color="auto" w:sz="4"/>
+        </w:tblBorders>
+      </w:tblPr>
+      <w:tblGrid>
+        <w:gridCol w:w="3400"/>
+        <w:gridCol w:w="5960"/>
+      </w:tblGrid>
+      <w:tr>
+        <w:trPr>
+          <w:tblHeader/>
+        </w:trPr>
+        <w:tc>
+          <w:tcPr>
+            <w:tcW w:type="dxa" w:w="3400"/>
+            <w:shd w:fill="D9D9D9" w:val="clear"/>
+            <w:tcMar>
+              <w:top w:type="dxa" w:w="60"/>
+              <w:left w:type="dxa" w:w="100"/>
+              <w:bottom w:type="dxa" w:w="60"/>
+              <w:right w:type="dxa" w:w="100"/>
+            </w:tcMar>
+          </w:tcPr>
+          <w:p>
+            <w:pPr>
+              <w:spacing w:after="0"/>
+            </w:pPr>
+            <w:r>
+              <w:rPr>
+                <w:rFonts w:ascii="Calibri" w:cs="Calibri" w:eastAsia="Calibri" w:hAnsi="Calibri"/>
+                <w:b/>
+                <w:bCs/>
+                <w:sz w:val="20"/>
+                <w:szCs w:val="20"/>
+              </w:rPr>
+              <w:t xml:space="preserve">Punto del proyecto</w:t>
+            </w:r>
+          </w:p>
+        </w:tc>
+        <w:tc>
+          <w:tcPr>
+            <w:tcW w:type="dxa" w:w="5960"/>
+            <w:shd w:fill="D9D9D9" w:val="clear"/>
+            <w:tcMar>
+              <w:top w:type="dxa" w:w="60"/>
+              <w:left w:type="dxa" w:w="100"/>
+              <w:bottom w:type="dxa" w:w="60"/>
+              <w:right w:type="dxa" w:w="100"/>
+            </w:tcMar>
+          </w:tcPr>
+          <w:p>
+            <w:pPr>
+              <w:spacing w:after="0"/>
+            </w:pPr>
+            <w:r>
+              <w:rPr>
+                <w:rFonts w:ascii="Calibri" w:cs="Calibri" w:eastAsia="Calibri" w:hAnsi="Calibri"/>
+                <w:b/>
+                <w:bCs/>
+                <w:sz w:val="20"/>
+                <w:szCs w:val="20"/>
+              </w:rPr>
+              <w:t xml:space="preserve">Estado</w:t>
+            </w:r>
+          </w:p>
+        </w:tc>
+      </w:tr>
+      <w:tr>
+        <w:tc>
+          <w:tcPr>
+            <w:tcW w:type="dxa" w:w="3400"/>
+            <w:tcMar>
+              <w:top w:type="dxa" w:w="60"/>
+              <w:left w:type="dxa" w:w="100"/>
+              <w:bottom w:type="dxa" w:w="60"/>
+              <w:right w:type="dxa" w:w="100"/>
+            </w:tcMar>
+          </w:tcPr>
+          <w:p>
+            <w:pPr>
+              <w:spacing w:after="0"/>
+            </w:pPr>
+            <w:r>
+              <w:rPr>
+                <w:rFonts w:ascii="Calibri" w:cs="Calibri" w:eastAsia="Calibri" w:hAnsi="Calibri"/>
+                <w:sz w:val="20"/>
+                <w:szCs w:val="20"/>
+              </w:rPr>
+              <w:t xml:space="preserve">R1 – Colores a partir del valor</w:t>
+            </w:r>
+          </w:p>
+        </w:tc>
+        <w:tc>
+          <w:tcPr>
+            <w:tcW w:type="dxa" w:w="5960"/>
+            <w:tcMar>
+              <w:top w:type="dxa" w:w="60"/>
+              <w:left w:type="dxa" w:w="100"/>
+              <w:bottom w:type="dxa" w:w="60"/>
+              <w:right w:type="dxa" w:w="100"/>
+            </w:tcMar>
+          </w:tcPr>
+          <w:p>
+            <w:pPr>
+              <w:spacing w:after="0"/>
+            </w:pPr>
+            <w:r>
+              <w:rPr>
+                <w:rFonts w:ascii="Calibri" w:cs="Calibri" w:eastAsia="Calibri" w:hAnsi="Calibri"/>
+                <w:sz w:val="20"/>
+                <w:szCs w:val="20"/>
+              </w:rPr>
+              <w:t xml:space="preserve">Terminado, funcionando por línea de comandos.</w:t>
+            </w:r>
+          </w:p>
+        </w:tc>
+      </w:tr>
+      <w:tr>
+        <w:tc>
+          <w:tcPr>
+            <w:tcW w:type="dxa" w:w="3400"/>
+            <w:tcMar>
+              <w:top w:type="dxa" w:w="60"/>
+              <w:left w:type="dxa" w:w="100"/>
+              <w:bottom w:type="dxa" w:w="60"/>
+              <w:right w:type="dxa" w:w="100"/>
+            </w:tcMar>
+          </w:tcPr>
+          <w:p>
+            <w:pPr>
+              <w:spacing w:after="0"/>
+            </w:pPr>
+            <w:r>
+              <w:rPr>
+                <w:rFonts w:ascii="Calibri" w:cs="Calibri" w:eastAsia="Calibri" w:hAnsi="Calibri"/>
+                <w:sz w:val="20"/>
+                <w:szCs w:val="20"/>
+              </w:rPr>
+              <w:t xml:space="preserve">R2 – Resistencias en serie</w:t>
+            </w:r>
+          </w:p>
+        </w:tc>
+        <w:tc>
+          <w:tcPr>
+            <w:tcW w:type="dxa" w:w="5960"/>
+            <w:tcMar>
+              <w:top w:type="dxa" w:w="60"/>
+              <w:left w:type="dxa" w:w="100"/>
+              <w:bottom w:type="dxa" w:w="60"/>
+              <w:right w:type="dxa" w:w="100"/>
+            </w:tcMar>
+          </w:tcPr>
+          <w:p>
+            <w:pPr>
+              <w:spacing w:after="0"/>
+            </w:pPr>
+            <w:r>
+              <w:rPr>
+                <w:rFonts w:ascii="Calibri" w:cs="Calibri" w:eastAsia="Calibri" w:hAnsi="Calibri"/>
+                <w:sz w:val="20"/>
+                <w:szCs w:val="20"/>
+              </w:rPr>
+              <w:t xml:space="preserve">Terminado.</w:t>
+            </w:r>
+          </w:p>
+        </w:tc>
+      </w:tr>
+      <w:tr>
+        <w:tc>
+          <w:tcPr>
+            <w:tcW w:type="dxa" w:w="3400"/>
+            <w:tcMar>
+              <w:top w:type="dxa" w:w="60"/>
+              <w:left w:type="dxa" w:w="100"/>
+              <w:bottom w:type="dxa" w:w="60"/>
+              <w:right w:type="dxa" w:w="100"/>
+            </w:tcMar>
+          </w:tcPr>
+          <w:p>
+            <w:pPr>
+              <w:spacing w:after="0"/>
+            </w:pPr>
+            <w:r>
+              <w:rPr>
+                <w:rFonts w:ascii="Calibri" w:cs="Calibri" w:eastAsia="Calibri" w:hAnsi="Calibri"/>
+                <w:sz w:val="20"/>
+                <w:szCs w:val="20"/>
+              </w:rPr>
+              <w:t xml:space="preserve">R3 – Resistencias en paralelo</w:t>
+            </w:r>
+          </w:p>
+        </w:tc>
+        <w:tc>
+          <w:tcPr>
+            <w:tcW w:type="dxa" w:w="5960"/>
+            <w:tcMar>
+              <w:top w:type="dxa" w:w="60"/>
+              <w:left w:type="dxa" w:w="100"/>
+              <w:bottom w:type="dxa" w:w="60"/>
+              <w:right w:type="dxa" w:w="100"/>
+            </w:tcMar>
+          </w:tcPr>
+          <w:p>
+            <w:pPr>
+              <w:spacing w:after="0"/>
+            </w:pPr>
+            <w:r>
+              <w:rPr>
+                <w:rFonts w:ascii="Calibri" w:cs="Calibri" w:eastAsia="Calibri" w:hAnsi="Calibri"/>
+                <w:sz w:val="20"/>
+                <w:szCs w:val="20"/>
+              </w:rPr>
+              <w:t xml:space="preserve">Terminado.</w:t>
+            </w:r>
+          </w:p>
+        </w:tc>
+      </w:tr>
+      <w:tr>
+        <w:tc>
+          <w:tcPr>
+            <w:tcW w:type="dxa" w:w="3400"/>
+            <w:tcMar>
+              <w:top w:type="dxa" w:w="60"/>
+              <w:left w:type="dxa" w:w="100"/>
+              <w:bottom w:type="dxa" w:w="60"/>
+              <w:right w:type="dxa" w:w="100"/>
+            </w:tcMar>
+          </w:tcPr>
+          <w:p>
+            <w:pPr>
+              <w:spacing w:after="0"/>
+            </w:pPr>
+            <w:r>
+              <w:rPr>
+                <w:rFonts w:ascii="Calibri" w:cs="Calibri" w:eastAsia="Calibri" w:hAnsi="Calibri"/>
+                <w:sz w:val="20"/>
+                <w:szCs w:val="20"/>
+              </w:rPr>
+              <w:t xml:space="preserve">Modo gráfico de los colores</w:t>
+            </w:r>
+          </w:p>
+        </w:tc>
+        <w:tc>
+          <w:tcPr>
+            <w:tcW w:type="dxa" w:w="5960"/>
+            <w:tcMar>
+              <w:top w:type="dxa" w:w="60"/>
+              <w:left w:type="dxa" w:w="100"/>
+              <w:bottom w:type="dxa" w:w="60"/>
+              <w:right w:type="dxa" w:w="100"/>
+            </w:tcMar>
+          </w:tcPr>
+          <w:p>
+            <w:pPr>
+              <w:spacing w:after="0"/>
+            </w:pPr>
+            <w:r>
+              <w:rPr>
+                <w:rFonts w:ascii="Calibri" w:cs="Calibri" w:eastAsia="Calibri" w:hAnsi="Calibri"/>
+                <w:sz w:val="20"/>
+                <w:szCs w:val="20"/>
+              </w:rPr>
+              <w:t xml:space="preserve">Pendiente. El proyecto lo pide para la entrega en ordinario, no para esta.</w:t>
+            </w:r>
+          </w:p>
+        </w:tc>
+      </w:tr>
+    </w:tbl>
+    <w:p>
+      <w:pPr>
+        <w:spacing w:after="120" w:line="276"/>
+      </w:pPr>
+      <w:r>
+        <w:rPr>
+          <w:rFonts w:ascii="Calibri" w:cs="Calibri" w:eastAsia="Calibri" w:hAnsi="Calibri"/>
+          <w:sz w:val="22"/>
+          <w:szCs w:val="22"/>
+        </w:rPr>
+        <w:t xml:space="preserve"/>
       </w:r>
     </w:p>
     <w:p>
@@ -5801,7 +5938,7 @@
           <w:sz w:val="22"/>
           <w:szCs w:val="22"/>
         </w:rPr>
-        <w:t xml:space="preserve">No hay que instalar nada aparte, porque las librerías random y tkinter ya vienen con Python.</w:t>
+        <w:t xml:space="preserve">No hay que instalar nada aparte, porque la librería random ya viene con Python.</w:t>
       </w:r>
     </w:p>
     <w:p>
